--- a/pr-preview/pr-181/chapters/conciseness-tracked-changes.docx
+++ b/pr-preview/pr-181/chapters/conciseness-tracked-changes.docx
@@ -26,7 +26,7 @@
       </w:pPr>
       <w:ins w:id="2" w:author="PR Preview" w:date="2026-01-01T00:00:00Z">
         <w:r>
-          <w:t xml:space="preserve">Last modified: 2026-10-13 15:24:15 (PDT)</w:t>
+          <w:t xml:space="preserve">Last modified: 2026-10-13 16:31:13 (PDT)</w:t>
         </w:r>
       </w:ins>
     </w:p>
@@ -620,92 +620,7 @@
       </w:pPr>
       <w:ins w:id="19" w:author="PR Preview" w:date="2026-01-01T00:00:00Z">
         <w:r>
-          <w:t xml:space="preserve">Write in the first person plural by default, so the actor is</w:t>
-        </w:r>
-      </w:ins>
-      <w:ins w:id="20" w:author="PR Preview" w:date="2026-01-01T00:00:00Z">
-        <w:r>
-          <w:t xml:space="preserve"> </w:t>
-        </w:r>
-      </w:ins>
-      <w:ins w:id="21" w:author="PR Preview" w:date="2026-01-01T00:00:00Z">
-        <w:r>
-          <w:t xml:space="preserve">“we”</w:t>
-        </w:r>
-      </w:ins>
-      <w:ins w:id="22" w:author="PR Preview" w:date="2026-01-01T00:00:00Z">
-        <w:r>
-          <w:t xml:space="preserve">.</w:t>
-        </w:r>
-      </w:ins>
-      <w:ins w:id="23" w:author="PR Preview" w:date="2026-01-01T00:00:00Z">
-        <w:r>
-          <w:t xml:space="preserve"> </w:t>
-        </w:r>
-      </w:ins>
-      <w:ins w:id="24" w:author="PR Preview" w:date="2026-01-01T00:00:00Z">
-        <w:r>
-          <w:t xml:space="preserve">In notes, lectures and papers,</w:t>
-        </w:r>
-      </w:ins>
-      <w:ins w:id="25" w:author="PR Preview" w:date="2026-01-01T00:00:00Z">
-        <w:r>
-          <w:t xml:space="preserve"> </w:t>
-        </w:r>
-      </w:ins>
-      <w:ins w:id="26" w:author="PR Preview" w:date="2026-01-01T00:00:00Z">
-        <w:r>
-          <w:t xml:space="preserve">“we”</w:t>
-        </w:r>
-      </w:ins>
-      <w:ins w:id="27" w:author="PR Preview" w:date="2026-01-01T00:00:00Z">
-        <w:r>
-          <w:t xml:space="preserve"> </w:t>
-        </w:r>
-      </w:ins>
-      <w:ins w:id="28" w:author="PR Preview" w:date="2026-01-01T00:00:00Z">
-        <w:r>
-          <w:t xml:space="preserve">can mean the author and the reader working through the argument together,</w:t>
-        </w:r>
-      </w:ins>
-      <w:ins w:id="29" w:author="PR Preview" w:date="2026-01-01T00:00:00Z">
-        <w:r>
-          <w:t xml:space="preserve"> </w:t>
-        </w:r>
-      </w:ins>
-      <w:ins w:id="30" w:author="PR Preview" w:date="2026-01-01T00:00:00Z">
-        <w:r>
-          <w:t xml:space="preserve">or the authors reporting what they did.</w:t>
-        </w:r>
-      </w:ins>
-    </w:p>
-    <w:p>
-      <w:pPr>
-        <w:pStyle w:val="BlockText"/>
-      </w:pPr>
-      <w:ins w:id="31" w:author="PR Preview" w:date="2026-01-01T00:00:00Z">
-        <w:r>
-          <w:t xml:space="preserve">❌ The minimum was found exactly, and the model was chosen by eye.</w:t>
-        </w:r>
-      </w:ins>
-    </w:p>
-    <w:p>
-      <w:pPr>
-        <w:pStyle w:val="BlockText"/>
-      </w:pPr>
-      <w:ins w:id="32" w:author="PR Preview" w:date="2026-01-01T00:00:00Z">
-        <w:r>
-          <w:t xml:space="preserve">✅ We found the minimum exactly, and we chose the model by eye.</w:t>
-        </w:r>
-      </w:ins>
-    </w:p>
-    <w:p>
-      <w:pPr>
-        <w:pStyle w:val="FirstParagraph"/>
-      </w:pPr>
-      <w:ins w:id="33" w:author="PR Preview" w:date="2026-01-01T00:00:00Z">
-        <w:r>
-          <w:t xml:space="preserve">Passive voice is the right choice in a few cases:</w:t>
+          <w:t xml:space="preserve">Choose the actor by who did the work:</w:t>
         </w:r>
       </w:ins>
     </w:p>
@@ -717,19 +632,54 @@
           <w:numId w:val="1006"/>
         </w:numPr>
       </w:pPr>
-      <w:ins w:id="34" w:author="PR Preview" w:date="2026-01-01T00:00:00Z">
-        <w:r>
-          <w:t xml:space="preserve">The actor is unknown or does not matter, as in</w:t>
-        </w:r>
-      </w:ins>
-      <w:ins w:id="35" w:author="PR Preview" w:date="2026-01-01T00:00:00Z">
+      <w:ins w:id="20" w:author="PR Preview" w:date="2026-01-01T00:00:00Z">
+        <w:r>
+          <w:t xml:space="preserve">Use</w:t>
+        </w:r>
+      </w:ins>
+      <w:ins w:id="21" w:author="PR Preview" w:date="2026-01-01T00:00:00Z">
         <w:r>
           <w:t xml:space="preserve"> </w:t>
         </w:r>
       </w:ins>
-      <w:ins w:id="36" w:author="PR Preview" w:date="2026-01-01T00:00:00Z">
-        <w:r>
-          <w:t xml:space="preserve">“The samples were contaminated.”</w:t>
+      <w:ins w:id="22" w:author="PR Preview" w:date="2026-01-01T00:00:00Z">
+        <w:r>
+          <w:t xml:space="preserve">“I”</w:t>
+        </w:r>
+      </w:ins>
+      <w:ins w:id="23" w:author="PR Preview" w:date="2026-01-01T00:00:00Z">
+        <w:r>
+          <w:t xml:space="preserve"> </w:t>
+        </w:r>
+      </w:ins>
+      <w:ins w:id="24" w:author="PR Preview" w:date="2026-01-01T00:00:00Z">
+        <w:r>
+          <w:t xml:space="preserve">for what the author did, such as a choice the author made or a step in the author’s analysis.</w:t>
+        </w:r>
+      </w:ins>
+      <w:ins w:id="25" w:author="PR Preview" w:date="2026-01-01T00:00:00Z">
+        <w:r>
+          <w:t xml:space="preserve"> </w:t>
+        </w:r>
+      </w:ins>
+      <w:ins w:id="26" w:author="PR Preview" w:date="2026-01-01T00:00:00Z">
+        <w:r>
+          <w:t xml:space="preserve">With several authors, use</w:t>
+        </w:r>
+      </w:ins>
+      <w:ins w:id="27" w:author="PR Preview" w:date="2026-01-01T00:00:00Z">
+        <w:r>
+          <w:t xml:space="preserve"> </w:t>
+        </w:r>
+      </w:ins>
+      <w:ins w:id="28" w:author="PR Preview" w:date="2026-01-01T00:00:00Z">
+        <w:r>
+          <w:t xml:space="preserve">“we”</w:t>
+        </w:r>
+      </w:ins>
+      <w:ins w:id="29" w:author="PR Preview" w:date="2026-01-01T00:00:00Z">
+        <w:r>
+          <w:t xml:space="preserve">.</w:t>
         </w:r>
       </w:ins>
     </w:p>
@@ -741,9 +691,104 @@
           <w:numId w:val="1006"/>
         </w:numPr>
       </w:pPr>
+      <w:ins w:id="30" w:author="PR Preview" w:date="2026-01-01T00:00:00Z">
+        <w:r>
+          <w:t xml:space="preserve">Use</w:t>
+        </w:r>
+      </w:ins>
+      <w:ins w:id="31" w:author="PR Preview" w:date="2026-01-01T00:00:00Z">
+        <w:r>
+          <w:t xml:space="preserve"> </w:t>
+        </w:r>
+      </w:ins>
+      <w:ins w:id="32" w:author="PR Preview" w:date="2026-01-01T00:00:00Z">
+        <w:r>
+          <w:t xml:space="preserve">“we”</w:t>
+        </w:r>
+      </w:ins>
+      <w:ins w:id="33" w:author="PR Preview" w:date="2026-01-01T00:00:00Z">
+        <w:r>
+          <w:t xml:space="preserve"> </w:t>
+        </w:r>
+      </w:ins>
+      <w:ins w:id="34" w:author="PR Preview" w:date="2026-01-01T00:00:00Z">
+        <w:r>
+          <w:t xml:space="preserve">when the author and the reader work through an argument together, as in</w:t>
+        </w:r>
+      </w:ins>
+      <w:ins w:id="35" w:author="PR Preview" w:date="2026-01-01T00:00:00Z">
+        <w:r>
+          <w:t xml:space="preserve"> </w:t>
+        </w:r>
+      </w:ins>
+      <w:ins w:id="36" w:author="PR Preview" w:date="2026-01-01T00:00:00Z">
+        <w:r>
+          <w:t xml:space="preserve">“we now compute the gradient”</w:t>
+        </w:r>
+      </w:ins>
       <w:ins w:id="37" w:author="PR Preview" w:date="2026-01-01T00:00:00Z">
         <w:r>
-          <w:t xml:space="preserve">The receiver of the action is the topic of the paragraph, and the sentence is easier to follow with it as the subject.</w:t>
+          <w:t xml:space="preserve">.</w:t>
+        </w:r>
+      </w:ins>
+    </w:p>
+    <w:p>
+      <w:pPr>
+        <w:pStyle w:val="BlockText"/>
+      </w:pPr>
+      <w:ins w:id="38" w:author="PR Preview" w:date="2026-01-01T00:00:00Z">
+        <w:r>
+          <w:t xml:space="preserve">❌ The minimum was found exactly, and the model was chosen by eye.</w:t>
+        </w:r>
+      </w:ins>
+    </w:p>
+    <w:p>
+      <w:pPr>
+        <w:pStyle w:val="BlockText"/>
+      </w:pPr>
+      <w:ins w:id="39" w:author="PR Preview" w:date="2026-01-01T00:00:00Z">
+        <w:r>
+          <w:t xml:space="preserve">✅ We found the minimum exactly, and we chose the model by eye.</w:t>
+        </w:r>
+      </w:ins>
+      <w:ins w:id="40" w:author="PR Preview" w:date="2026-01-01T00:00:00Z">
+        <w:r>
+          <w:t xml:space="preserve"> </w:t>
+        </w:r>
+      </w:ins>
+      <w:ins w:id="41" w:author="PR Preview" w:date="2026-01-01T00:00:00Z">
+        <w:r>
+          <w:t xml:space="preserve">(The author and reader work through the example together.)</w:t>
+        </w:r>
+      </w:ins>
+    </w:p>
+    <w:p>
+      <w:pPr>
+        <w:pStyle w:val="BlockText"/>
+      </w:pPr>
+      <w:ins w:id="42" w:author="PR Preview" w:date="2026-01-01T00:00:00Z">
+        <w:r>
+          <w:t xml:space="preserve">✅ I chose the model by eye, because the study had five points.</w:t>
+        </w:r>
+      </w:ins>
+      <w:ins w:id="43" w:author="PR Preview" w:date="2026-01-01T00:00:00Z">
+        <w:r>
+          <w:t xml:space="preserve"> </w:t>
+        </w:r>
+      </w:ins>
+      <w:ins w:id="44" w:author="PR Preview" w:date="2026-01-01T00:00:00Z">
+        <w:r>
+          <w:t xml:space="preserve">(A single author reports a choice.)</w:t>
+        </w:r>
+      </w:ins>
+    </w:p>
+    <w:p>
+      <w:pPr>
+        <w:pStyle w:val="FirstParagraph"/>
+      </w:pPr>
+      <w:ins w:id="45" w:author="PR Preview" w:date="2026-01-01T00:00:00Z">
+        <w:r>
+          <w:t xml:space="preserve">Passive voice is the right choice in a few cases:</w:t>
         </w:r>
       </w:ins>
     </w:p>
@@ -752,45 +797,83 @@
         <w:pStyle w:val="Compact"/>
         <w:numPr>
           <w:ilvl w:val="0"/>
-          <w:numId w:val="1006"/>
+          <w:numId w:val="1007"/>
         </w:numPr>
       </w:pPr>
-      <w:ins w:id="38" w:author="PR Preview" w:date="2026-01-01T00:00:00Z">
+      <w:ins w:id="46" w:author="PR Preview" w:date="2026-01-01T00:00:00Z">
+        <w:r>
+          <w:t xml:space="preserve">The actor is unknown or does not matter, as in</w:t>
+        </w:r>
+      </w:ins>
+      <w:ins w:id="47" w:author="PR Preview" w:date="2026-01-01T00:00:00Z">
+        <w:r>
+          <w:t xml:space="preserve"> </w:t>
+        </w:r>
+      </w:ins>
+      <w:ins w:id="48" w:author="PR Preview" w:date="2026-01-01T00:00:00Z">
+        <w:r>
+          <w:t xml:space="preserve">“The samples were contaminated.”</w:t>
+        </w:r>
+      </w:ins>
+    </w:p>
+    <w:p>
+      <w:pPr>
+        <w:pStyle w:val="Compact"/>
+        <w:numPr>
+          <w:ilvl w:val="0"/>
+          <w:numId w:val="1007"/>
+        </w:numPr>
+      </w:pPr>
+      <w:ins w:id="49" w:author="PR Preview" w:date="2026-01-01T00:00:00Z">
+        <w:r>
+          <w:t xml:space="preserve">The receiver of the action is the topic of the paragraph, and the sentence is easier to follow with it as the subject.</w:t>
+        </w:r>
+      </w:ins>
+    </w:p>
+    <w:p>
+      <w:pPr>
+        <w:pStyle w:val="Compact"/>
+        <w:numPr>
+          <w:ilvl w:val="0"/>
+          <w:numId w:val="1007"/>
+        </w:numPr>
+      </w:pPr>
+      <w:ins w:id="50" w:author="PR Preview" w:date="2026-01-01T00:00:00Z">
         <w:r>
           <w:t xml:space="preserve">The actor would be a vague</w:t>
         </w:r>
       </w:ins>
-      <w:ins w:id="39" w:author="PR Preview" w:date="2026-01-01T00:00:00Z">
+      <w:ins w:id="51" w:author="PR Preview" w:date="2026-01-01T00:00:00Z">
         <w:r>
           <w:t xml:space="preserve"> </w:t>
         </w:r>
       </w:ins>
-      <w:ins w:id="40" w:author="PR Preview" w:date="2026-01-01T00:00:00Z">
+      <w:ins w:id="52" w:author="PR Preview" w:date="2026-01-01T00:00:00Z">
         <w:r>
           <w:t xml:space="preserve">“someone”</w:t>
         </w:r>
       </w:ins>
-      <w:ins w:id="41" w:author="PR Preview" w:date="2026-01-01T00:00:00Z">
+      <w:ins w:id="53" w:author="PR Preview" w:date="2026-01-01T00:00:00Z">
         <w:r>
           <w:t xml:space="preserve"> </w:t>
         </w:r>
       </w:ins>
-      <w:ins w:id="42" w:author="PR Preview" w:date="2026-01-01T00:00:00Z">
+      <w:ins w:id="54" w:author="PR Preview" w:date="2026-01-01T00:00:00Z">
         <w:r>
           <w:t xml:space="preserve">or</w:t>
         </w:r>
       </w:ins>
-      <w:ins w:id="43" w:author="PR Preview" w:date="2026-01-01T00:00:00Z">
+      <w:ins w:id="55" w:author="PR Preview" w:date="2026-01-01T00:00:00Z">
         <w:r>
           <w:t xml:space="preserve"> </w:t>
         </w:r>
       </w:ins>
-      <w:ins w:id="44" w:author="PR Preview" w:date="2026-01-01T00:00:00Z">
+      <w:ins w:id="56" w:author="PR Preview" w:date="2026-01-01T00:00:00Z">
         <w:r>
           <w:t xml:space="preserve">“one”</w:t>
         </w:r>
       </w:ins>
-      <w:ins w:id="45" w:author="PR Preview" w:date="2026-01-01T00:00:00Z">
+      <w:ins w:id="57" w:author="PR Preview" w:date="2026-01-01T00:00:00Z">
         <w:r>
           <w:t xml:space="preserve">, and no real person or group acts.</w:t>
         </w:r>
@@ -800,7 +883,7 @@
       <w:pPr>
         <w:pStyle w:val="FirstParagraph"/>
       </w:pPr>
-      <w:ins w:id="46" w:author="PR Preview" w:date="2026-01-01T00:00:00Z">
+      <w:ins w:id="58" w:author="PR Preview" w:date="2026-01-01T00:00:00Z">
         <w:r>
           <w:t xml:space="preserve">When none of these applies, rewrite the sentence with an active verb.</w:t>
         </w:r>
@@ -812,7 +895,7 @@
       <w:pPr>
         <w:pStyle w:val="Heading2"/>
       </w:pPr>
-      <w:ins w:id="47" w:author="PR Preview" w:date="2026-01-01T00:00:00Z">
+      <w:ins w:id="59" w:author="PR Preview" w:date="2026-01-01T00:00:00Z">
         <w:r>
           <w:t xml:space="preserve">3 Lead with the subject</w:t>
         </w:r>
@@ -946,7 +1029,7 @@
       <w:pPr>
         <w:pStyle w:val="Heading2"/>
       </w:pPr>
-      <w:del w:id="48" w:author="PR Preview" w:date="2026-01-01T00:00:00Z">
+      <w:del w:id="60" w:author="PR Preview" w:date="2026-01-01T00:00:00Z">
         <w:r>
           <w:delText xml:space="preserve">3 Limit complex sentence structures</w:delText>
         </w:r>
@@ -956,7 +1039,7 @@
       <w:pPr>
         <w:pStyle w:val="Heading2"/>
       </w:pPr>
-      <w:ins w:id="49" w:author="PR Preview" w:date="2026-01-01T00:00:00Z">
+      <w:ins w:id="61" w:author="PR Preview" w:date="2026-01-01T00:00:00Z">
         <w:r>
           <w:t xml:space="preserve">4 Limit complex sentence structures</w:t>
         </w:r>
@@ -1130,7 +1213,7 @@
       <w:pPr>
         <w:pStyle w:val="Heading2"/>
       </w:pPr>
-      <w:del w:id="50" w:author="PR Preview" w:date="2026-01-01T00:00:00Z">
+      <w:del w:id="62" w:author="PR Preview" w:date="2026-01-01T00:00:00Z">
         <w:r>
           <w:delText xml:space="preserve">4 Do not rule out readings no reader would make</w:delText>
         </w:r>
@@ -1140,7 +1223,7 @@
       <w:pPr>
         <w:pStyle w:val="Heading2"/>
       </w:pPr>
-      <w:ins w:id="51" w:author="PR Preview" w:date="2026-01-01T00:00:00Z">
+      <w:ins w:id="63" w:author="PR Preview" w:date="2026-01-01T00:00:00Z">
         <w:r>
           <w:t xml:space="preserve">5 Do not rule out readings no reader would make</w:t>
         </w:r>
@@ -1346,7 +1429,7 @@
       <w:pPr>
         <w:pStyle w:val="Heading2"/>
       </w:pPr>
-      <w:del w:id="52" w:author="PR Preview" w:date="2026-01-01T00:00:00Z">
+      <w:del w:id="64" w:author="PR Preview" w:date="2026-01-01T00:00:00Z">
         <w:r>
           <w:delText xml:space="preserve">5 Avoid double negatives</w:delText>
         </w:r>
@@ -1356,7 +1439,7 @@
       <w:pPr>
         <w:pStyle w:val="Heading2"/>
       </w:pPr>
-      <w:ins w:id="53" w:author="PR Preview" w:date="2026-01-01T00:00:00Z">
+      <w:ins w:id="65" w:author="PR Preview" w:date="2026-01-01T00:00:00Z">
         <w:r>
           <w:t xml:space="preserve">6 Avoid double negatives</w:t>
         </w:r>
@@ -1381,7 +1464,7 @@
         <w:pStyle w:val="Compact"/>
         <w:numPr>
           <w:ilvl w:val="0"/>
-          <w:numId w:val="1007"/>
+          <w:numId w:val="1008"/>
         </w:numPr>
       </w:pPr>
       <w:r>
@@ -1393,7 +1476,7 @@
         <w:pStyle w:val="Compact"/>
         <w:numPr>
           <w:ilvl w:val="0"/>
-          <w:numId w:val="1007"/>
+          <w:numId w:val="1008"/>
         </w:numPr>
       </w:pPr>
       <w:r>
@@ -1405,7 +1488,7 @@
         <w:pStyle w:val="Compact"/>
         <w:numPr>
           <w:ilvl w:val="0"/>
-          <w:numId w:val="1007"/>
+          <w:numId w:val="1008"/>
         </w:numPr>
       </w:pPr>
       <w:r>
@@ -1567,7 +1650,7 @@
       <w:pPr>
         <w:pStyle w:val="Heading2"/>
       </w:pPr>
-      <w:del w:id="54" w:author="PR Preview" w:date="2026-01-01T00:00:00Z">
+      <w:del w:id="66" w:author="PR Preview" w:date="2026-01-01T00:00:00Z">
         <w:r>
           <w:delText xml:space="preserve">6 Write about the subject, not about the text</w:delText>
         </w:r>
@@ -1577,7 +1660,7 @@
       <w:pPr>
         <w:pStyle w:val="Heading2"/>
       </w:pPr>
-      <w:ins w:id="55" w:author="PR Preview" w:date="2026-01-01T00:00:00Z">
+      <w:ins w:id="67" w:author="PR Preview" w:date="2026-01-01T00:00:00Z">
         <w:r>
           <w:t xml:space="preserve">7 Write about the subject, not about the text</w:t>
         </w:r>
@@ -1602,7 +1685,7 @@
         <w:pStyle w:val="Compact"/>
         <w:numPr>
           <w:ilvl w:val="0"/>
-          <w:numId w:val="1008"/>
+          <w:numId w:val="1009"/>
         </w:numPr>
       </w:pPr>
       <w:r>
@@ -1614,7 +1697,7 @@
         <w:pStyle w:val="Compact"/>
         <w:numPr>
           <w:ilvl w:val="0"/>
-          <w:numId w:val="1008"/>
+          <w:numId w:val="1009"/>
         </w:numPr>
       </w:pPr>
       <w:r>
@@ -1626,7 +1709,7 @@
         <w:pStyle w:val="Compact"/>
         <w:numPr>
           <w:ilvl w:val="0"/>
-          <w:numId w:val="1008"/>
+          <w:numId w:val="1009"/>
         </w:numPr>
       </w:pPr>
       <w:r>
@@ -1785,7 +1868,7 @@
       <w:pPr>
         <w:pStyle w:val="Heading2"/>
       </w:pPr>
-      <w:del w:id="56" w:author="PR Preview" w:date="2026-01-01T00:00:00Z">
+      <w:del w:id="68" w:author="PR Preview" w:date="2026-01-01T00:00:00Z">
         <w:r>
           <w:delText xml:space="preserve">7 Put lists in bullet points</w:delText>
         </w:r>
@@ -1795,7 +1878,7 @@
       <w:pPr>
         <w:pStyle w:val="Heading2"/>
       </w:pPr>
-      <w:ins w:id="57" w:author="PR Preview" w:date="2026-01-01T00:00:00Z">
+      <w:ins w:id="69" w:author="PR Preview" w:date="2026-01-01T00:00:00Z">
         <w:r>
           <w:t xml:space="preserve">8 Put lists in bullet points</w:t>
         </w:r>
@@ -1928,7 +2011,7 @@
         <w:pStyle w:val="Compact"/>
         <w:numPr>
           <w:ilvl w:val="0"/>
-          <w:numId w:val="1009"/>
+          <w:numId w:val="1010"/>
         </w:numPr>
       </w:pPr>
       <w:r>
@@ -1946,7 +2029,7 @@
         <w:pStyle w:val="Compact"/>
         <w:numPr>
           <w:ilvl w:val="0"/>
-          <w:numId w:val="1009"/>
+          <w:numId w:val="1010"/>
         </w:numPr>
       </w:pPr>
       <w:r>
@@ -1964,7 +2047,7 @@
         <w:pStyle w:val="Compact"/>
         <w:numPr>
           <w:ilvl w:val="0"/>
-          <w:numId w:val="1009"/>
+          <w:numId w:val="1010"/>
         </w:numPr>
       </w:pPr>
       <w:r>
@@ -2026,7 +2109,7 @@
         <w:pStyle w:val="Compact"/>
         <w:numPr>
           <w:ilvl w:val="0"/>
-          <w:numId w:val="1010"/>
+          <w:numId w:val="1011"/>
         </w:numPr>
       </w:pPr>
       <w:r>
@@ -2038,7 +2121,7 @@
         <w:pStyle w:val="Compact"/>
         <w:numPr>
           <w:ilvl w:val="0"/>
-          <w:numId w:val="1010"/>
+          <w:numId w:val="1011"/>
         </w:numPr>
       </w:pPr>
       <w:r>
@@ -2050,7 +2133,7 @@
         <w:pStyle w:val="Compact"/>
         <w:numPr>
           <w:ilvl w:val="0"/>
-          <w:numId w:val="1010"/>
+          <w:numId w:val="1011"/>
         </w:numPr>
       </w:pPr>
       <w:r>
@@ -2140,7 +2223,7 @@
         <w:pStyle w:val="Compact"/>
         <w:numPr>
           <w:ilvl w:val="0"/>
-          <w:numId w:val="1011"/>
+          <w:numId w:val="1012"/>
         </w:numPr>
       </w:pPr>
       <w:r>
@@ -2166,7 +2249,7 @@
         <w:pStyle w:val="Compact"/>
         <w:numPr>
           <w:ilvl w:val="0"/>
-          <w:numId w:val="1011"/>
+          <w:numId w:val="1012"/>
         </w:numPr>
       </w:pPr>
       <w:r>
@@ -2296,7 +2379,7 @@
         <w:pStyle w:val="Compact"/>
         <w:numPr>
           <w:ilvl w:val="0"/>
-          <w:numId w:val="1012"/>
+          <w:numId w:val="1013"/>
         </w:numPr>
       </w:pPr>
       <w:r>
@@ -2308,7 +2391,7 @@
         <w:pStyle w:val="Compact"/>
         <w:numPr>
           <w:ilvl w:val="0"/>
-          <w:numId w:val="1012"/>
+          <w:numId w:val="1013"/>
         </w:numPr>
       </w:pPr>
       <w:r>
@@ -2336,7 +2419,7 @@
       <w:pPr>
         <w:pStyle w:val="Heading2"/>
       </w:pPr>
-      <w:del w:id="58" w:author="PR Preview" w:date="2026-01-01T00:00:00Z">
+      <w:del w:id="70" w:author="PR Preview" w:date="2026-01-01T00:00:00Z">
         <w:r>
           <w:delText xml:space="preserve">8 Examples of concise writing</w:delText>
         </w:r>
@@ -2346,7 +2429,7 @@
       <w:pPr>
         <w:pStyle w:val="Heading2"/>
       </w:pPr>
-      <w:ins w:id="59" w:author="PR Preview" w:date="2026-01-01T00:00:00Z">
+      <w:ins w:id="71" w:author="PR Preview" w:date="2026-01-01T00:00:00Z">
         <w:r>
           <w:t xml:space="preserve">9 Examples of concise writing</w:t>
         </w:r>
@@ -2922,6 +3005,9 @@
     <w:abstractNumId w:val="991"/>
   </w:num>
   <w:num w:numId="1012">
+    <w:abstractNumId w:val="991"/>
+  </w:num>
+  <w:num w:numId="1013">
     <w:abstractNumId w:val="99411"/>
     <w:lvlOverride w:ilvl="0">
       <w:startOverride w:val="1"/>
